--- a/rev/Glossario.docx
+++ b/rev/Glossario.docx
@@ -33,12 +33,6 @@
         </w:tblBorders>
         <w:shd w:val="clear" w:color="auto" w:fill="DDE6D0"/>
         <w:tblLayout w:type="fixed"/>
-        <w:tblCellMar>
-          <w:top w:w="0" w:type="dxa"/>
-          <w:left w:w="0" w:type="dxa"/>
-          <w:bottom w:w="0" w:type="dxa"/>
-          <w:right w:w="0" w:type="dxa"/>
-        </w:tblCellMar>
         <w:tblLook w:val="04A0" w:firstRow="1" w:lastRow="0" w:firstColumn="1" w:lastColumn="0" w:noHBand="0" w:noVBand="1"/>
       </w:tblPr>
       <w:tblGrid>
@@ -47,14 +41,6 @@
         <w:gridCol w:w="2235"/>
       </w:tblGrid>
       <w:tr>
-        <w:tblPrEx>
-          <w:tblCellMar>
-            <w:top w:w="0" w:type="dxa"/>
-            <w:left w:w="0" w:type="dxa"/>
-            <w:bottom w:w="0" w:type="dxa"/>
-            <w:right w:w="0" w:type="dxa"/>
-          </w:tblCellMar>
-        </w:tblPrEx>
         <w:trPr>
           <w:trHeight w:val="352"/>
         </w:trPr>
@@ -141,14 +127,6 @@
         </w:tc>
       </w:tr>
       <w:tr>
-        <w:tblPrEx>
-          <w:tblCellMar>
-            <w:top w:w="0" w:type="dxa"/>
-            <w:left w:w="0" w:type="dxa"/>
-            <w:bottom w:w="0" w:type="dxa"/>
-            <w:right w:w="0" w:type="dxa"/>
-          </w:tblCellMar>
-        </w:tblPrEx>
         <w:trPr>
           <w:trHeight w:val="480"/>
         </w:trPr>
@@ -186,14 +164,6 @@
         </w:tc>
       </w:tr>
       <w:tr>
-        <w:tblPrEx>
-          <w:tblCellMar>
-            <w:top w:w="0" w:type="dxa"/>
-            <w:left w:w="0" w:type="dxa"/>
-            <w:bottom w:w="0" w:type="dxa"/>
-            <w:right w:w="0" w:type="dxa"/>
-          </w:tblCellMar>
-        </w:tblPrEx>
         <w:trPr>
           <w:trHeight w:val="637"/>
         </w:trPr>
@@ -275,18 +245,16 @@
               <w:right w:w="80" w:type="dxa"/>
             </w:tcMar>
           </w:tcPr>
-          <w:p/>
+          <w:p>
+            <w:pPr>
+              <w:rPr>
+                <w:rFonts w:ascii="Helvetica Neue" w:hAnsi="Helvetica Neue"/>
+              </w:rPr>
+            </w:pPr>
+          </w:p>
         </w:tc>
       </w:tr>
       <w:tr>
-        <w:tblPrEx>
-          <w:tblCellMar>
-            <w:top w:w="0" w:type="dxa"/>
-            <w:left w:w="0" w:type="dxa"/>
-            <w:bottom w:w="0" w:type="dxa"/>
-            <w:right w:w="0" w:type="dxa"/>
-          </w:tblCellMar>
-        </w:tblPrEx>
         <w:trPr>
           <w:trHeight w:val="313"/>
         </w:trPr>
@@ -365,18 +333,16 @@
               <w:right w:w="80" w:type="dxa"/>
             </w:tcMar>
           </w:tcPr>
-          <w:p/>
+          <w:p>
+            <w:pPr>
+              <w:rPr>
+                <w:rFonts w:ascii="Helvetica Neue" w:hAnsi="Helvetica Neue"/>
+              </w:rPr>
+            </w:pPr>
+          </w:p>
         </w:tc>
       </w:tr>
       <w:tr>
-        <w:tblPrEx>
-          <w:tblCellMar>
-            <w:top w:w="0" w:type="dxa"/>
-            <w:left w:w="0" w:type="dxa"/>
-            <w:bottom w:w="0" w:type="dxa"/>
-            <w:right w:w="0" w:type="dxa"/>
-          </w:tblCellMar>
-        </w:tblPrEx>
         <w:trPr>
           <w:trHeight w:val="313"/>
         </w:trPr>
@@ -458,18 +424,16 @@
               <w:right w:w="80" w:type="dxa"/>
             </w:tcMar>
           </w:tcPr>
-          <w:p/>
+          <w:p>
+            <w:pPr>
+              <w:rPr>
+                <w:rFonts w:ascii="Helvetica Neue" w:hAnsi="Helvetica Neue"/>
+              </w:rPr>
+            </w:pPr>
+          </w:p>
         </w:tc>
       </w:tr>
       <w:tr>
-        <w:tblPrEx>
-          <w:tblCellMar>
-            <w:top w:w="0" w:type="dxa"/>
-            <w:left w:w="0" w:type="dxa"/>
-            <w:bottom w:w="0" w:type="dxa"/>
-            <w:right w:w="0" w:type="dxa"/>
-          </w:tblCellMar>
-        </w:tblPrEx>
         <w:trPr>
           <w:trHeight w:val="313"/>
         </w:trPr>
@@ -559,18 +523,16 @@
               <w:right w:w="80" w:type="dxa"/>
             </w:tcMar>
           </w:tcPr>
-          <w:p/>
+          <w:p>
+            <w:pPr>
+              <w:rPr>
+                <w:rFonts w:ascii="Helvetica Neue" w:hAnsi="Helvetica Neue"/>
+              </w:rPr>
+            </w:pPr>
+          </w:p>
         </w:tc>
       </w:tr>
       <w:tr>
-        <w:tblPrEx>
-          <w:tblCellMar>
-            <w:top w:w="0" w:type="dxa"/>
-            <w:left w:w="0" w:type="dxa"/>
-            <w:bottom w:w="0" w:type="dxa"/>
-            <w:right w:w="0" w:type="dxa"/>
-          </w:tblCellMar>
-        </w:tblPrEx>
         <w:trPr>
           <w:trHeight w:val="1693"/>
         </w:trPr>
@@ -643,18 +605,16 @@
               <w:right w:w="80" w:type="dxa"/>
             </w:tcMar>
           </w:tcPr>
-          <w:p/>
+          <w:p>
+            <w:pPr>
+              <w:rPr>
+                <w:rFonts w:ascii="Helvetica Neue" w:hAnsi="Helvetica Neue"/>
+              </w:rPr>
+            </w:pPr>
+          </w:p>
         </w:tc>
       </w:tr>
       <w:tr>
-        <w:tblPrEx>
-          <w:tblCellMar>
-            <w:top w:w="0" w:type="dxa"/>
-            <w:left w:w="0" w:type="dxa"/>
-            <w:bottom w:w="0" w:type="dxa"/>
-            <w:right w:w="0" w:type="dxa"/>
-          </w:tblCellMar>
-        </w:tblPrEx>
         <w:trPr>
           <w:trHeight w:val="573"/>
         </w:trPr>
@@ -740,14 +700,6 @@
         </w:tc>
       </w:tr>
       <w:tr>
-        <w:tblPrEx>
-          <w:tblCellMar>
-            <w:top w:w="0" w:type="dxa"/>
-            <w:left w:w="0" w:type="dxa"/>
-            <w:bottom w:w="0" w:type="dxa"/>
-            <w:right w:w="0" w:type="dxa"/>
-          </w:tblCellMar>
-        </w:tblPrEx>
         <w:trPr>
           <w:trHeight w:val="978"/>
         </w:trPr>
@@ -860,18 +812,16 @@
               <w:right w:w="80" w:type="dxa"/>
             </w:tcMar>
           </w:tcPr>
-          <w:p/>
+          <w:p>
+            <w:pPr>
+              <w:rPr>
+                <w:rFonts w:ascii="Helvetica Neue" w:hAnsi="Helvetica Neue"/>
+              </w:rPr>
+            </w:pPr>
+          </w:p>
         </w:tc>
       </w:tr>
       <w:tr>
-        <w:tblPrEx>
-          <w:tblCellMar>
-            <w:top w:w="0" w:type="dxa"/>
-            <w:left w:w="0" w:type="dxa"/>
-            <w:bottom w:w="0" w:type="dxa"/>
-            <w:right w:w="0" w:type="dxa"/>
-          </w:tblCellMar>
-        </w:tblPrEx>
         <w:trPr>
           <w:trHeight w:val="480"/>
         </w:trPr>
@@ -909,14 +859,6 @@
         </w:tc>
       </w:tr>
       <w:tr>
-        <w:tblPrEx>
-          <w:tblCellMar>
-            <w:top w:w="0" w:type="dxa"/>
-            <w:left w:w="0" w:type="dxa"/>
-            <w:bottom w:w="0" w:type="dxa"/>
-            <w:right w:w="0" w:type="dxa"/>
-          </w:tblCellMar>
-        </w:tblPrEx>
         <w:trPr>
           <w:trHeight w:val="573"/>
         </w:trPr>
@@ -990,18 +932,16 @@
               <w:right w:w="80" w:type="dxa"/>
             </w:tcMar>
           </w:tcPr>
-          <w:p/>
+          <w:p>
+            <w:pPr>
+              <w:rPr>
+                <w:rFonts w:ascii="Helvetica Neue" w:hAnsi="Helvetica Neue"/>
+              </w:rPr>
+            </w:pPr>
+          </w:p>
         </w:tc>
       </w:tr>
       <w:tr>
-        <w:tblPrEx>
-          <w:tblCellMar>
-            <w:top w:w="0" w:type="dxa"/>
-            <w:left w:w="0" w:type="dxa"/>
-            <w:bottom w:w="0" w:type="dxa"/>
-            <w:right w:w="0" w:type="dxa"/>
-          </w:tblCellMar>
-        </w:tblPrEx>
         <w:trPr>
           <w:trHeight w:val="593"/>
         </w:trPr>
@@ -1092,18 +1032,16 @@
               <w:right w:w="80" w:type="dxa"/>
             </w:tcMar>
           </w:tcPr>
-          <w:p/>
+          <w:p>
+            <w:pPr>
+              <w:rPr>
+                <w:rFonts w:ascii="Helvetica Neue" w:hAnsi="Helvetica Neue"/>
+              </w:rPr>
+            </w:pPr>
+          </w:p>
         </w:tc>
       </w:tr>
       <w:tr>
-        <w:tblPrEx>
-          <w:tblCellMar>
-            <w:top w:w="0" w:type="dxa"/>
-            <w:left w:w="0" w:type="dxa"/>
-            <w:bottom w:w="0" w:type="dxa"/>
-            <w:right w:w="0" w:type="dxa"/>
-          </w:tblCellMar>
-        </w:tblPrEx>
         <w:trPr>
           <w:trHeight w:val="657"/>
         </w:trPr>
@@ -1218,14 +1156,6 @@
         </w:tc>
       </w:tr>
       <w:tr>
-        <w:tblPrEx>
-          <w:tblCellMar>
-            <w:top w:w="0" w:type="dxa"/>
-            <w:left w:w="0" w:type="dxa"/>
-            <w:bottom w:w="0" w:type="dxa"/>
-            <w:right w:w="0" w:type="dxa"/>
-          </w:tblCellMar>
-        </w:tblPrEx>
         <w:trPr>
           <w:trHeight w:val="1689"/>
         </w:trPr>
@@ -1377,18 +1307,16 @@
               <w:right w:w="80" w:type="dxa"/>
             </w:tcMar>
           </w:tcPr>
-          <w:p/>
+          <w:p>
+            <w:pPr>
+              <w:rPr>
+                <w:rFonts w:ascii="Helvetica Neue" w:hAnsi="Helvetica Neue"/>
+              </w:rPr>
+            </w:pPr>
+          </w:p>
         </w:tc>
       </w:tr>
       <w:tr>
-        <w:tblPrEx>
-          <w:tblCellMar>
-            <w:top w:w="0" w:type="dxa"/>
-            <w:left w:w="0" w:type="dxa"/>
-            <w:bottom w:w="0" w:type="dxa"/>
-            <w:right w:w="0" w:type="dxa"/>
-          </w:tblCellMar>
-        </w:tblPrEx>
         <w:trPr>
           <w:trHeight w:val="614"/>
         </w:trPr>
@@ -1460,18 +1388,16 @@
               <w:right w:w="80" w:type="dxa"/>
             </w:tcMar>
           </w:tcPr>
-          <w:p/>
+          <w:p>
+            <w:pPr>
+              <w:rPr>
+                <w:rFonts w:ascii="Helvetica Neue" w:hAnsi="Helvetica Neue"/>
+              </w:rPr>
+            </w:pPr>
+          </w:p>
         </w:tc>
       </w:tr>
       <w:tr>
-        <w:tblPrEx>
-          <w:tblCellMar>
-            <w:top w:w="0" w:type="dxa"/>
-            <w:left w:w="0" w:type="dxa"/>
-            <w:bottom w:w="0" w:type="dxa"/>
-            <w:right w:w="0" w:type="dxa"/>
-          </w:tblCellMar>
-        </w:tblPrEx>
         <w:trPr>
           <w:trHeight w:val="593"/>
         </w:trPr>
@@ -1566,18 +1492,16 @@
               <w:right w:w="80" w:type="dxa"/>
             </w:tcMar>
           </w:tcPr>
-          <w:p/>
+          <w:p>
+            <w:pPr>
+              <w:rPr>
+                <w:rFonts w:ascii="Helvetica Neue" w:hAnsi="Helvetica Neue"/>
+              </w:rPr>
+            </w:pPr>
+          </w:p>
         </w:tc>
       </w:tr>
       <w:tr>
-        <w:tblPrEx>
-          <w:tblCellMar>
-            <w:top w:w="0" w:type="dxa"/>
-            <w:left w:w="0" w:type="dxa"/>
-            <w:bottom w:w="0" w:type="dxa"/>
-            <w:right w:w="0" w:type="dxa"/>
-          </w:tblCellMar>
-        </w:tblPrEx>
         <w:trPr>
           <w:trHeight w:val="1133"/>
         </w:trPr>
@@ -1651,18 +1575,16 @@
               <w:right w:w="80" w:type="dxa"/>
             </w:tcMar>
           </w:tcPr>
-          <w:p/>
+          <w:p>
+            <w:pPr>
+              <w:rPr>
+                <w:rFonts w:ascii="Helvetica Neue" w:hAnsi="Helvetica Neue"/>
+              </w:rPr>
+            </w:pPr>
+          </w:p>
         </w:tc>
       </w:tr>
       <w:tr>
-        <w:tblPrEx>
-          <w:tblCellMar>
-            <w:top w:w="0" w:type="dxa"/>
-            <w:left w:w="0" w:type="dxa"/>
-            <w:bottom w:w="0" w:type="dxa"/>
-            <w:right w:w="0" w:type="dxa"/>
-          </w:tblCellMar>
-        </w:tblPrEx>
         <w:trPr>
           <w:trHeight w:val="2333"/>
         </w:trPr>
@@ -1793,18 +1715,16 @@
               <w:right w:w="80" w:type="dxa"/>
             </w:tcMar>
           </w:tcPr>
-          <w:p/>
+          <w:p>
+            <w:pPr>
+              <w:rPr>
+                <w:rFonts w:ascii="Helvetica Neue" w:hAnsi="Helvetica Neue"/>
+              </w:rPr>
+            </w:pPr>
+          </w:p>
         </w:tc>
       </w:tr>
       <w:tr>
-        <w:tblPrEx>
-          <w:tblCellMar>
-            <w:top w:w="0" w:type="dxa"/>
-            <w:left w:w="0" w:type="dxa"/>
-            <w:bottom w:w="0" w:type="dxa"/>
-            <w:right w:w="0" w:type="dxa"/>
-          </w:tblCellMar>
-        </w:tblPrEx>
         <w:trPr>
           <w:trHeight w:val="634"/>
         </w:trPr>
@@ -1864,15 +1784,7 @@
               <w:jc w:val="left"/>
             </w:pPr>
             <w:r>
-              <w:t xml:space="preserve">Trasformazione di una </w:t>
-            </w:r>
-            <w:proofErr w:type="gramStart"/>
-            <w:r>
-              <w:t>parte  di</w:t>
-            </w:r>
-            <w:proofErr w:type="gramEnd"/>
-            <w:r>
-              <w:t xml:space="preserve"> </w:t>
+              <w:t xml:space="preserve">Trasformazione di una parte di </w:t>
             </w:r>
             <w:r>
               <w:rPr>
@@ -1884,7 +1796,6 @@
             <w:r>
               <w:t xml:space="preserve"> in una </w:t>
             </w:r>
-            <w:proofErr w:type="gramStart"/>
             <w:r>
               <w:rPr>
                 <w:b/>
@@ -1893,11 +1804,7 @@
               <w:t>preparazione</w:t>
             </w:r>
             <w:r>
-              <w:t xml:space="preserve">  a</w:t>
-            </w:r>
-            <w:proofErr w:type="gramEnd"/>
-            <w:r>
-              <w:t xml:space="preserve"> sé stante.</w:t>
+              <w:t xml:space="preserve"> a sé stante.</w:t>
             </w:r>
           </w:p>
         </w:tc>
@@ -1917,18 +1824,16 @@
               <w:right w:w="80" w:type="dxa"/>
             </w:tcMar>
           </w:tcPr>
-          <w:p/>
+          <w:p>
+            <w:pPr>
+              <w:rPr>
+                <w:rFonts w:ascii="Helvetica Neue" w:hAnsi="Helvetica Neue"/>
+              </w:rPr>
+            </w:pPr>
+          </w:p>
         </w:tc>
       </w:tr>
       <w:tr>
-        <w:tblPrEx>
-          <w:tblCellMar>
-            <w:top w:w="0" w:type="dxa"/>
-            <w:left w:w="0" w:type="dxa"/>
-            <w:bottom w:w="0" w:type="dxa"/>
-            <w:right w:w="0" w:type="dxa"/>
-          </w:tblCellMar>
-        </w:tblPrEx>
         <w:trPr>
           <w:trHeight w:val="3710"/>
         </w:trPr>
@@ -2082,15 +1987,7 @@
             </w:r>
             <w:proofErr w:type="spellEnd"/>
             <w:r>
-              <w:t xml:space="preserve">) in </w:t>
-            </w:r>
-            <w:proofErr w:type="gramStart"/>
-            <w:r>
-              <w:t>un unica</w:t>
-            </w:r>
-            <w:proofErr w:type="gramEnd"/>
-            <w:r>
-              <w:t xml:space="preserve"> giornata e/o prevedere più giornate. </w:t>
+              <w:t xml:space="preserve">) in un unica giornata e/o prevedere più giornate. </w:t>
             </w:r>
           </w:p>
         </w:tc>
@@ -2110,18 +2007,16 @@
               <w:right w:w="80" w:type="dxa"/>
             </w:tcMar>
           </w:tcPr>
-          <w:p/>
+          <w:p>
+            <w:pPr>
+              <w:rPr>
+                <w:rFonts w:ascii="Helvetica Neue" w:hAnsi="Helvetica Neue"/>
+              </w:rPr>
+            </w:pPr>
+          </w:p>
         </w:tc>
       </w:tr>
       <w:tr>
-        <w:tblPrEx>
-          <w:tblCellMar>
-            <w:top w:w="0" w:type="dxa"/>
-            <w:left w:w="0" w:type="dxa"/>
-            <w:bottom w:w="0" w:type="dxa"/>
-            <w:right w:w="0" w:type="dxa"/>
-          </w:tblCellMar>
-        </w:tblPrEx>
         <w:trPr>
           <w:trHeight w:val="1643"/>
         </w:trPr>
@@ -2247,18 +2142,16 @@
               <w:right w:w="80" w:type="dxa"/>
             </w:tcMar>
           </w:tcPr>
-          <w:p/>
+          <w:p>
+            <w:pPr>
+              <w:rPr>
+                <w:rFonts w:ascii="Helvetica Neue" w:hAnsi="Helvetica Neue"/>
+              </w:rPr>
+            </w:pPr>
+          </w:p>
         </w:tc>
       </w:tr>
       <w:tr>
-        <w:tblPrEx>
-          <w:tblCellMar>
-            <w:top w:w="0" w:type="dxa"/>
-            <w:left w:w="0" w:type="dxa"/>
-            <w:bottom w:w="0" w:type="dxa"/>
-            <w:right w:w="0" w:type="dxa"/>
-          </w:tblCellMar>
-        </w:tblPrEx>
         <w:trPr>
           <w:trHeight w:val="637"/>
         </w:trPr>
@@ -2340,18 +2233,16 @@
               <w:right w:w="80" w:type="dxa"/>
             </w:tcMar>
           </w:tcPr>
-          <w:p/>
+          <w:p>
+            <w:pPr>
+              <w:rPr>
+                <w:rFonts w:ascii="Helvetica Neue" w:hAnsi="Helvetica Neue"/>
+              </w:rPr>
+            </w:pPr>
+          </w:p>
         </w:tc>
       </w:tr>
       <w:tr>
-        <w:tblPrEx>
-          <w:tblCellMar>
-            <w:top w:w="0" w:type="dxa"/>
-            <w:left w:w="0" w:type="dxa"/>
-            <w:bottom w:w="0" w:type="dxa"/>
-            <w:right w:w="0" w:type="dxa"/>
-          </w:tblCellMar>
-        </w:tblPrEx>
         <w:trPr>
           <w:trHeight w:val="2884"/>
         </w:trPr>
@@ -2479,18 +2370,16 @@
               <w:right w:w="80" w:type="dxa"/>
             </w:tcMar>
           </w:tcPr>
-          <w:p/>
+          <w:p>
+            <w:pPr>
+              <w:rPr>
+                <w:rFonts w:ascii="Helvetica Neue" w:hAnsi="Helvetica Neue"/>
+              </w:rPr>
+            </w:pPr>
+          </w:p>
         </w:tc>
       </w:tr>
       <w:tr>
-        <w:tblPrEx>
-          <w:tblCellMar>
-            <w:top w:w="0" w:type="dxa"/>
-            <w:left w:w="0" w:type="dxa"/>
-            <w:bottom w:w="0" w:type="dxa"/>
-            <w:right w:w="0" w:type="dxa"/>
-          </w:tblCellMar>
-        </w:tblPrEx>
         <w:trPr>
           <w:trHeight w:val="1433"/>
         </w:trPr>
@@ -2574,18 +2463,16 @@
               <w:right w:w="80" w:type="dxa"/>
             </w:tcMar>
           </w:tcPr>
-          <w:p/>
+          <w:p>
+            <w:pPr>
+              <w:rPr>
+                <w:rFonts w:ascii="Helvetica Neue" w:hAnsi="Helvetica Neue"/>
+              </w:rPr>
+            </w:pPr>
+          </w:p>
         </w:tc>
       </w:tr>
       <w:tr>
-        <w:tblPrEx>
-          <w:tblCellMar>
-            <w:top w:w="0" w:type="dxa"/>
-            <w:left w:w="0" w:type="dxa"/>
-            <w:bottom w:w="0" w:type="dxa"/>
-            <w:right w:w="0" w:type="dxa"/>
-          </w:tblCellMar>
-        </w:tblPrEx>
         <w:trPr>
           <w:trHeight w:val="2177"/>
         </w:trPr>
@@ -2695,18 +2582,16 @@
               <w:right w:w="80" w:type="dxa"/>
             </w:tcMar>
           </w:tcPr>
-          <w:p/>
+          <w:p>
+            <w:pPr>
+              <w:rPr>
+                <w:rFonts w:ascii="Helvetica Neue" w:hAnsi="Helvetica Neue"/>
+              </w:rPr>
+            </w:pPr>
+          </w:p>
         </w:tc>
       </w:tr>
       <w:tr>
-        <w:tblPrEx>
-          <w:tblCellMar>
-            <w:top w:w="0" w:type="dxa"/>
-            <w:left w:w="0" w:type="dxa"/>
-            <w:bottom w:w="0" w:type="dxa"/>
-            <w:right w:w="0" w:type="dxa"/>
-          </w:tblCellMar>
-        </w:tblPrEx>
         <w:trPr>
           <w:trHeight w:val="480"/>
         </w:trPr>
@@ -2793,14 +2678,6 @@
         </w:tc>
       </w:tr>
       <w:tr>
-        <w:tblPrEx>
-          <w:tblCellMar>
-            <w:top w:w="0" w:type="dxa"/>
-            <w:left w:w="0" w:type="dxa"/>
-            <w:bottom w:w="0" w:type="dxa"/>
-            <w:right w:w="0" w:type="dxa"/>
-          </w:tblCellMar>
-        </w:tblPrEx>
         <w:trPr>
           <w:trHeight w:val="3193"/>
         </w:trPr>
@@ -2964,18 +2841,16 @@
               <w:right w:w="80" w:type="dxa"/>
             </w:tcMar>
           </w:tcPr>
-          <w:p/>
+          <w:p>
+            <w:pPr>
+              <w:rPr>
+                <w:rFonts w:ascii="Helvetica Neue" w:hAnsi="Helvetica Neue"/>
+              </w:rPr>
+            </w:pPr>
+          </w:p>
         </w:tc>
       </w:tr>
       <w:tr>
-        <w:tblPrEx>
-          <w:tblCellMar>
-            <w:top w:w="0" w:type="dxa"/>
-            <w:left w:w="0" w:type="dxa"/>
-            <w:bottom w:w="0" w:type="dxa"/>
-            <w:right w:w="0" w:type="dxa"/>
-          </w:tblCellMar>
-        </w:tblPrEx>
         <w:trPr>
           <w:trHeight w:val="6143"/>
         </w:trPr>
@@ -3180,15 +3055,7 @@
               </w:numPr>
             </w:pPr>
             <w:r>
-              <w:t xml:space="preserve">se è adeguato </w:t>
-            </w:r>
-            <w:proofErr w:type="gramStart"/>
-            <w:r>
-              <w:t>per</w:t>
-            </w:r>
-            <w:proofErr w:type="gramEnd"/>
-            <w:r>
-              <w:t xml:space="preserve"> un buffet</w:t>
+              <w:t>se è adeguato per un buffet</w:t>
             </w:r>
           </w:p>
           <w:p>
@@ -3245,18 +3112,16 @@
               <w:right w:w="80" w:type="dxa"/>
             </w:tcMar>
           </w:tcPr>
-          <w:p/>
+          <w:p>
+            <w:pPr>
+              <w:rPr>
+                <w:rFonts w:ascii="Helvetica Neue" w:hAnsi="Helvetica Neue"/>
+              </w:rPr>
+            </w:pPr>
+          </w:p>
         </w:tc>
       </w:tr>
       <w:tr>
-        <w:tblPrEx>
-          <w:tblCellMar>
-            <w:top w:w="0" w:type="dxa"/>
-            <w:left w:w="0" w:type="dxa"/>
-            <w:bottom w:w="0" w:type="dxa"/>
-            <w:right w:w="0" w:type="dxa"/>
-          </w:tblCellMar>
-        </w:tblPrEx>
         <w:trPr>
           <w:trHeight w:val="1666"/>
         </w:trPr>
@@ -3381,14 +3246,6 @@
         </w:tc>
       </w:tr>
       <w:tr>
-        <w:tblPrEx>
-          <w:tblCellMar>
-            <w:top w:w="0" w:type="dxa"/>
-            <w:left w:w="0" w:type="dxa"/>
-            <w:bottom w:w="0" w:type="dxa"/>
-            <w:right w:w="0" w:type="dxa"/>
-          </w:tblCellMar>
-        </w:tblPrEx>
         <w:trPr>
           <w:trHeight w:val="637"/>
         </w:trPr>
@@ -3470,18 +3327,16 @@
               <w:right w:w="80" w:type="dxa"/>
             </w:tcMar>
           </w:tcPr>
-          <w:p/>
+          <w:p>
+            <w:pPr>
+              <w:rPr>
+                <w:rFonts w:ascii="Helvetica Neue" w:hAnsi="Helvetica Neue"/>
+              </w:rPr>
+            </w:pPr>
+          </w:p>
         </w:tc>
       </w:tr>
       <w:tr>
-        <w:tblPrEx>
-          <w:tblCellMar>
-            <w:top w:w="0" w:type="dxa"/>
-            <w:left w:w="0" w:type="dxa"/>
-            <w:bottom w:w="0" w:type="dxa"/>
-            <w:right w:w="0" w:type="dxa"/>
-          </w:tblCellMar>
-        </w:tblPrEx>
         <w:trPr>
           <w:trHeight w:val="480"/>
         </w:trPr>
@@ -3555,18 +3410,16 @@
               <w:right w:w="80" w:type="dxa"/>
             </w:tcMar>
           </w:tcPr>
-          <w:p/>
+          <w:p>
+            <w:pPr>
+              <w:rPr>
+                <w:rFonts w:ascii="Helvetica Neue" w:hAnsi="Helvetica Neue"/>
+              </w:rPr>
+            </w:pPr>
+          </w:p>
         </w:tc>
       </w:tr>
       <w:tr>
-        <w:tblPrEx>
-          <w:tblCellMar>
-            <w:top w:w="0" w:type="dxa"/>
-            <w:left w:w="0" w:type="dxa"/>
-            <w:bottom w:w="0" w:type="dxa"/>
-            <w:right w:w="0" w:type="dxa"/>
-          </w:tblCellMar>
-        </w:tblPrEx>
         <w:trPr>
           <w:trHeight w:val="978"/>
         </w:trPr>
@@ -3681,14 +3534,6 @@
         </w:tc>
       </w:tr>
       <w:tr>
-        <w:tblPrEx>
-          <w:tblCellMar>
-            <w:top w:w="0" w:type="dxa"/>
-            <w:left w:w="0" w:type="dxa"/>
-            <w:bottom w:w="0" w:type="dxa"/>
-            <w:right w:w="0" w:type="dxa"/>
-          </w:tblCellMar>
-        </w:tblPrEx>
         <w:trPr>
           <w:trHeight w:val="637"/>
         </w:trPr>
@@ -3770,18 +3615,16 @@
               <w:right w:w="80" w:type="dxa"/>
             </w:tcMar>
           </w:tcPr>
-          <w:p/>
+          <w:p>
+            <w:pPr>
+              <w:rPr>
+                <w:rFonts w:ascii="Helvetica Neue" w:hAnsi="Helvetica Neue"/>
+              </w:rPr>
+            </w:pPr>
+          </w:p>
         </w:tc>
       </w:tr>
       <w:tr>
-        <w:tblPrEx>
-          <w:tblCellMar>
-            <w:top w:w="0" w:type="dxa"/>
-            <w:left w:w="0" w:type="dxa"/>
-            <w:bottom w:w="0" w:type="dxa"/>
-            <w:right w:w="0" w:type="dxa"/>
-          </w:tblCellMar>
-        </w:tblPrEx>
         <w:trPr>
           <w:trHeight w:val="614"/>
         </w:trPr>
@@ -3877,14 +3720,6 @@
         </w:tc>
       </w:tr>
       <w:tr>
-        <w:tblPrEx>
-          <w:tblCellMar>
-            <w:top w:w="0" w:type="dxa"/>
-            <w:left w:w="0" w:type="dxa"/>
-            <w:bottom w:w="0" w:type="dxa"/>
-            <w:right w:w="0" w:type="dxa"/>
-          </w:tblCellMar>
-        </w:tblPrEx>
         <w:trPr>
           <w:trHeight w:val="913"/>
         </w:trPr>
@@ -3997,18 +3832,16 @@
               <w:right w:w="80" w:type="dxa"/>
             </w:tcMar>
           </w:tcPr>
-          <w:p/>
+          <w:p>
+            <w:pPr>
+              <w:rPr>
+                <w:rFonts w:ascii="Helvetica Neue" w:hAnsi="Helvetica Neue"/>
+              </w:rPr>
+            </w:pPr>
+          </w:p>
         </w:tc>
       </w:tr>
       <w:tr>
-        <w:tblPrEx>
-          <w:tblCellMar>
-            <w:top w:w="0" w:type="dxa"/>
-            <w:left w:w="0" w:type="dxa"/>
-            <w:bottom w:w="0" w:type="dxa"/>
-            <w:right w:w="0" w:type="dxa"/>
-          </w:tblCellMar>
-        </w:tblPrEx>
         <w:trPr>
           <w:trHeight w:val="593"/>
         </w:trPr>
@@ -4109,18 +3942,16 @@
               <w:right w:w="80" w:type="dxa"/>
             </w:tcMar>
           </w:tcPr>
-          <w:p/>
+          <w:p>
+            <w:pPr>
+              <w:rPr>
+                <w:rFonts w:ascii="Helvetica Neue" w:hAnsi="Helvetica Neue"/>
+              </w:rPr>
+            </w:pPr>
+          </w:p>
         </w:tc>
       </w:tr>
       <w:tr>
-        <w:tblPrEx>
-          <w:tblCellMar>
-            <w:top w:w="0" w:type="dxa"/>
-            <w:left w:w="0" w:type="dxa"/>
-            <w:bottom w:w="0" w:type="dxa"/>
-            <w:right w:w="0" w:type="dxa"/>
-          </w:tblCellMar>
-        </w:tblPrEx>
         <w:trPr>
           <w:trHeight w:val="4593"/>
         </w:trPr>
@@ -4211,13 +4042,8 @@
               <w:spacing w:line="240" w:lineRule="auto"/>
               <w:jc w:val="left"/>
             </w:pPr>
-            <w:proofErr w:type="gramStart"/>
-            <w:r>
-              <w:t>E’</w:t>
-            </w:r>
-            <w:proofErr w:type="gramEnd"/>
-            <w:r>
-              <w:t xml:space="preserve"> caratterizzata da un nome, da un proprietario opzionalmente da un autore e può essere accompagnata da una descrizione breve di ciò che realizza o da altre note che si ritiene possano essere di interesse. Ha inoltre un tempo di preparazione.</w:t>
+            <w:r>
+              <w:t>E’ caratterizzata da un nome, da un proprietario opzionalmente da un autore e può essere accompagnata da una descrizione breve di ciò che realizza o da altre note che si ritiene possano essere di interesse. Ha inoltre un tempo di preparazione.</w:t>
             </w:r>
           </w:p>
           <w:p>
@@ -4229,6 +4055,9 @@
             <w:r>
               <w:t>Può essere accompagnata da tag che segnalano ricette vegetariane, senza latticini, senza uova, senza glutine, vegane.</w:t>
             </w:r>
+            <w:r>
+              <w:t xml:space="preserve"> La ricetta una volta terminata passerà da Bozza a Pubblicata, e sarà utilizzabile solo in quest’ultimo stato.</w:t>
+            </w:r>
           </w:p>
           <w:p>
             <w:pPr>
@@ -4294,18 +4123,16 @@
               <w:right w:w="80" w:type="dxa"/>
             </w:tcMar>
           </w:tcPr>
-          <w:p/>
+          <w:p>
+            <w:pPr>
+              <w:rPr>
+                <w:rFonts w:ascii="Helvetica Neue" w:hAnsi="Helvetica Neue"/>
+              </w:rPr>
+            </w:pPr>
+          </w:p>
         </w:tc>
       </w:tr>
       <w:tr>
-        <w:tblPrEx>
-          <w:tblCellMar>
-            <w:top w:w="0" w:type="dxa"/>
-            <w:left w:w="0" w:type="dxa"/>
-            <w:bottom w:w="0" w:type="dxa"/>
-            <w:right w:w="0" w:type="dxa"/>
-          </w:tblCellMar>
-        </w:tblPrEx>
         <w:trPr>
           <w:trHeight w:val="480"/>
         </w:trPr>
@@ -4396,18 +4223,16 @@
               <w:right w:w="80" w:type="dxa"/>
             </w:tcMar>
           </w:tcPr>
-          <w:p/>
+          <w:p>
+            <w:pPr>
+              <w:rPr>
+                <w:rFonts w:ascii="Helvetica Neue" w:hAnsi="Helvetica Neue"/>
+              </w:rPr>
+            </w:pPr>
+          </w:p>
         </w:tc>
       </w:tr>
       <w:tr>
-        <w:tblPrEx>
-          <w:tblCellMar>
-            <w:top w:w="0" w:type="dxa"/>
-            <w:left w:w="0" w:type="dxa"/>
-            <w:bottom w:w="0" w:type="dxa"/>
-            <w:right w:w="0" w:type="dxa"/>
-          </w:tblCellMar>
-        </w:tblPrEx>
         <w:trPr>
           <w:trHeight w:val="573"/>
         </w:trPr>
@@ -4481,18 +4306,16 @@
               <w:right w:w="80" w:type="dxa"/>
             </w:tcMar>
           </w:tcPr>
-          <w:p/>
+          <w:p>
+            <w:pPr>
+              <w:rPr>
+                <w:rFonts w:ascii="Helvetica Neue" w:hAnsi="Helvetica Neue"/>
+              </w:rPr>
+            </w:pPr>
+          </w:p>
         </w:tc>
       </w:tr>
       <w:tr>
-        <w:tblPrEx>
-          <w:tblCellMar>
-            <w:top w:w="0" w:type="dxa"/>
-            <w:left w:w="0" w:type="dxa"/>
-            <w:bottom w:w="0" w:type="dxa"/>
-            <w:right w:w="0" w:type="dxa"/>
-          </w:tblCellMar>
-        </w:tblPrEx>
         <w:trPr>
           <w:trHeight w:val="634"/>
         </w:trPr>
@@ -4581,18 +4404,16 @@
               <w:right w:w="80" w:type="dxa"/>
             </w:tcMar>
           </w:tcPr>
-          <w:p/>
+          <w:p>
+            <w:pPr>
+              <w:rPr>
+                <w:rFonts w:ascii="Helvetica Neue" w:hAnsi="Helvetica Neue"/>
+              </w:rPr>
+            </w:pPr>
+          </w:p>
         </w:tc>
       </w:tr>
       <w:tr>
-        <w:tblPrEx>
-          <w:tblCellMar>
-            <w:top w:w="0" w:type="dxa"/>
-            <w:left w:w="0" w:type="dxa"/>
-            <w:bottom w:w="0" w:type="dxa"/>
-            <w:right w:w="0" w:type="dxa"/>
-          </w:tblCellMar>
-        </w:tblPrEx>
         <w:trPr>
           <w:trHeight w:val="2573"/>
         </w:trPr>
@@ -4773,18 +4594,16 @@
               <w:right w:w="80" w:type="dxa"/>
             </w:tcMar>
           </w:tcPr>
-          <w:p/>
+          <w:p>
+            <w:pPr>
+              <w:rPr>
+                <w:rFonts w:ascii="Helvetica Neue" w:hAnsi="Helvetica Neue"/>
+              </w:rPr>
+            </w:pPr>
+          </w:p>
         </w:tc>
       </w:tr>
       <w:tr>
-        <w:tblPrEx>
-          <w:tblCellMar>
-            <w:top w:w="0" w:type="dxa"/>
-            <w:left w:w="0" w:type="dxa"/>
-            <w:bottom w:w="0" w:type="dxa"/>
-            <w:right w:w="0" w:type="dxa"/>
-          </w:tblCellMar>
-        </w:tblPrEx>
         <w:trPr>
           <w:trHeight w:val="573"/>
         </w:trPr>
@@ -4858,18 +4677,16 @@
               <w:right w:w="80" w:type="dxa"/>
             </w:tcMar>
           </w:tcPr>
-          <w:p/>
+          <w:p>
+            <w:pPr>
+              <w:rPr>
+                <w:rFonts w:ascii="Helvetica Neue" w:hAnsi="Helvetica Neue"/>
+              </w:rPr>
+            </w:pPr>
+          </w:p>
         </w:tc>
       </w:tr>
       <w:tr>
-        <w:tblPrEx>
-          <w:tblCellMar>
-            <w:top w:w="0" w:type="dxa"/>
-            <w:left w:w="0" w:type="dxa"/>
-            <w:bottom w:w="0" w:type="dxa"/>
-            <w:right w:w="0" w:type="dxa"/>
-          </w:tblCellMar>
-        </w:tblPrEx>
         <w:trPr>
           <w:trHeight w:val="313"/>
         </w:trPr>
@@ -4950,18 +4767,16 @@
               <w:right w:w="80" w:type="dxa"/>
             </w:tcMar>
           </w:tcPr>
-          <w:p/>
+          <w:p>
+            <w:pPr>
+              <w:rPr>
+                <w:rFonts w:ascii="Helvetica Neue" w:hAnsi="Helvetica Neue"/>
+              </w:rPr>
+            </w:pPr>
+          </w:p>
         </w:tc>
       </w:tr>
       <w:tr>
-        <w:tblPrEx>
-          <w:tblCellMar>
-            <w:top w:w="0" w:type="dxa"/>
-            <w:left w:w="0" w:type="dxa"/>
-            <w:bottom w:w="0" w:type="dxa"/>
-            <w:right w:w="0" w:type="dxa"/>
-          </w:tblCellMar>
-        </w:tblPrEx>
         <w:trPr>
           <w:trHeight w:val="2333"/>
         </w:trPr>
@@ -5092,18 +4907,16 @@
               <w:right w:w="80" w:type="dxa"/>
             </w:tcMar>
           </w:tcPr>
-          <w:p/>
+          <w:p>
+            <w:pPr>
+              <w:rPr>
+                <w:rFonts w:ascii="Helvetica Neue" w:hAnsi="Helvetica Neue"/>
+              </w:rPr>
+            </w:pPr>
+          </w:p>
         </w:tc>
       </w:tr>
       <w:tr>
-        <w:tblPrEx>
-          <w:tblCellMar>
-            <w:top w:w="0" w:type="dxa"/>
-            <w:left w:w="0" w:type="dxa"/>
-            <w:bottom w:w="0" w:type="dxa"/>
-            <w:right w:w="0" w:type="dxa"/>
-          </w:tblCellMar>
-        </w:tblPrEx>
         <w:trPr>
           <w:trHeight w:val="593"/>
         </w:trPr>
@@ -5130,6 +4943,7 @@
               <w:jc w:val="left"/>
             </w:pPr>
             <w:r>
+              <w:lastRenderedPageBreak/>
               <w:t xml:space="preserve">Sezione di un </w:t>
             </w:r>
             <w:r>
@@ -5194,18 +5008,16 @@
               <w:right w:w="80" w:type="dxa"/>
             </w:tcMar>
           </w:tcPr>
-          <w:p/>
+          <w:p>
+            <w:pPr>
+              <w:rPr>
+                <w:rFonts w:ascii="Helvetica Neue" w:hAnsi="Helvetica Neue"/>
+              </w:rPr>
+            </w:pPr>
+          </w:p>
         </w:tc>
       </w:tr>
       <w:tr>
-        <w:tblPrEx>
-          <w:tblCellMar>
-            <w:top w:w="0" w:type="dxa"/>
-            <w:left w:w="0" w:type="dxa"/>
-            <w:bottom w:w="0" w:type="dxa"/>
-            <w:right w:w="0" w:type="dxa"/>
-          </w:tblCellMar>
-        </w:tblPrEx>
         <w:trPr>
           <w:trHeight w:val="2401"/>
         </w:trPr>
@@ -5231,7 +5043,6 @@
               <w:jc w:val="left"/>
             </w:pPr>
             <w:r>
-              <w:lastRenderedPageBreak/>
               <w:t xml:space="preserve">Turno </w:t>
             </w:r>
           </w:p>
@@ -5325,20 +5136,18 @@
               <w:right w:w="80" w:type="dxa"/>
             </w:tcMar>
           </w:tcPr>
-          <w:p/>
+          <w:p>
+            <w:pPr>
+              <w:rPr>
+                <w:rFonts w:ascii="Helvetica Neue" w:hAnsi="Helvetica Neue"/>
+              </w:rPr>
+            </w:pPr>
+          </w:p>
         </w:tc>
       </w:tr>
       <w:tr>
-        <w:tblPrEx>
-          <w:tblCellMar>
-            <w:top w:w="0" w:type="dxa"/>
-            <w:left w:w="0" w:type="dxa"/>
-            <w:bottom w:w="0" w:type="dxa"/>
-            <w:right w:w="0" w:type="dxa"/>
-          </w:tblCellMar>
-        </w:tblPrEx>
         <w:trPr>
-          <w:trHeight w:val="1713"/>
+          <w:trHeight w:val="1560"/>
         </w:trPr>
         <w:tc>
           <w:tcPr>
@@ -5404,19 +5213,15 @@
             </w:r>
             <w:r>
               <w:rPr>
-                <w:rFonts w:ascii="Roboto" w:eastAsia="Roboto" w:hAnsi="Roboto" w:cs="Roboto"/>
+                <w:rFonts w:eastAsia="Roboto" w:cs="Roboto"/>
               </w:rPr>
               <w:t>dà la propria disponibilità per tutti i turni del gruppo o per nessuno. I raggruppamenti possono essere</w:t>
             </w:r>
-          </w:p>
-          <w:p>
-            <w:pPr>
-              <w:pStyle w:val="Corpo"/>
-              <w:spacing w:line="240" w:lineRule="auto"/>
-              <w:jc w:val="left"/>
-            </w:pPr>
-            <w:r>
-              <w:t xml:space="preserve"> singoli o ricorrenti.</w:t>
+            <w:r>
+              <w:t xml:space="preserve"> </w:t>
+            </w:r>
+            <w:r>
+              <w:t>singoli o ricorrenti.</w:t>
             </w:r>
           </w:p>
         </w:tc>
@@ -5449,14 +5254,6 @@
         </w:tc>
       </w:tr>
       <w:tr>
-        <w:tblPrEx>
-          <w:tblCellMar>
-            <w:top w:w="0" w:type="dxa"/>
-            <w:left w:w="0" w:type="dxa"/>
-            <w:bottom w:w="0" w:type="dxa"/>
-            <w:right w:w="0" w:type="dxa"/>
-          </w:tblCellMar>
-        </w:tblPrEx>
         <w:trPr>
           <w:trHeight w:val="1173"/>
         </w:trPr>
@@ -5544,7 +5341,7 @@
             </w:r>
             <w:r>
               <w:rPr>
-                <w:rFonts w:ascii="Roboto" w:eastAsia="Roboto" w:hAnsi="Roboto" w:cs="Roboto"/>
+                <w:rFonts w:eastAsia="Roboto" w:cs="Roboto"/>
               </w:rPr>
               <w:t>specificare un tempo aggiuntivo rispetto agli orari del servizio effettivo per la preparazione (prima) e per rigovernare (dopo).</w:t>
             </w:r>
@@ -5566,18 +5363,16 @@
               <w:right w:w="80" w:type="dxa"/>
             </w:tcMar>
           </w:tcPr>
-          <w:p/>
+          <w:p>
+            <w:pPr>
+              <w:rPr>
+                <w:rFonts w:ascii="Helvetica Neue" w:hAnsi="Helvetica Neue"/>
+              </w:rPr>
+            </w:pPr>
+          </w:p>
         </w:tc>
       </w:tr>
       <w:tr>
-        <w:tblPrEx>
-          <w:tblCellMar>
-            <w:top w:w="0" w:type="dxa"/>
-            <w:left w:w="0" w:type="dxa"/>
-            <w:bottom w:w="0" w:type="dxa"/>
-            <w:right w:w="0" w:type="dxa"/>
-          </w:tblCellMar>
-        </w:tblPrEx>
         <w:trPr>
           <w:trHeight w:val="1493"/>
         </w:trPr>
@@ -5738,18 +5533,16 @@
               <w:right w:w="80" w:type="dxa"/>
             </w:tcMar>
           </w:tcPr>
-          <w:p/>
+          <w:p>
+            <w:pPr>
+              <w:rPr>
+                <w:rFonts w:ascii="Helvetica Neue" w:hAnsi="Helvetica Neue"/>
+              </w:rPr>
+            </w:pPr>
+          </w:p>
         </w:tc>
       </w:tr>
       <w:tr>
-        <w:tblPrEx>
-          <w:tblCellMar>
-            <w:top w:w="0" w:type="dxa"/>
-            <w:left w:w="0" w:type="dxa"/>
-            <w:bottom w:w="0" w:type="dxa"/>
-            <w:right w:w="0" w:type="dxa"/>
-          </w:tblCellMar>
-        </w:tblPrEx>
         <w:trPr>
           <w:trHeight w:val="593"/>
         </w:trPr>
@@ -5773,6 +5566,9 @@
             <w:pPr>
               <w:widowControl w:val="0"/>
               <w:spacing w:after="240"/>
+              <w:rPr>
+                <w:rFonts w:ascii="Helvetica Neue" w:hAnsi="Helvetica Neue"/>
+              </w:rPr>
             </w:pPr>
             <w:r>
               <w:rPr>
@@ -5891,18 +5687,16 @@
               <w:right w:w="80" w:type="dxa"/>
             </w:tcMar>
           </w:tcPr>
-          <w:p/>
+          <w:p>
+            <w:pPr>
+              <w:rPr>
+                <w:rFonts w:ascii="Helvetica Neue" w:hAnsi="Helvetica Neue"/>
+              </w:rPr>
+            </w:pPr>
+          </w:p>
         </w:tc>
       </w:tr>
       <w:tr>
-        <w:tblPrEx>
-          <w:tblCellMar>
-            <w:top w:w="0" w:type="dxa"/>
-            <w:left w:w="0" w:type="dxa"/>
-            <w:bottom w:w="0" w:type="dxa"/>
-            <w:right w:w="0" w:type="dxa"/>
-          </w:tblCellMar>
-        </w:tblPrEx>
         <w:trPr>
           <w:trHeight w:val="593"/>
         </w:trPr>
@@ -5925,6 +5719,9 @@
           <w:p>
             <w:pPr>
               <w:widowControl w:val="0"/>
+              <w:rPr>
+                <w:rFonts w:ascii="Helvetica Neue" w:hAnsi="Helvetica Neue"/>
+              </w:rPr>
             </w:pPr>
             <w:r>
               <w:rPr>
@@ -5978,6 +5775,9 @@
             <w:pPr>
               <w:widowControl w:val="0"/>
               <w:spacing w:after="240"/>
+              <w:rPr>
+                <w:rFonts w:ascii="Helvetica Neue" w:hAnsi="Helvetica Neue"/>
+              </w:rPr>
             </w:pPr>
             <w:r>
               <w:rPr>
@@ -6027,18 +5827,16 @@
               <w:right w:w="80" w:type="dxa"/>
             </w:tcMar>
           </w:tcPr>
-          <w:p/>
+          <w:p>
+            <w:pPr>
+              <w:rPr>
+                <w:rFonts w:ascii="Helvetica Neue" w:hAnsi="Helvetica Neue"/>
+              </w:rPr>
+            </w:pPr>
+          </w:p>
         </w:tc>
       </w:tr>
       <w:tr>
-        <w:tblPrEx>
-          <w:tblCellMar>
-            <w:top w:w="0" w:type="dxa"/>
-            <w:left w:w="0" w:type="dxa"/>
-            <w:bottom w:w="0" w:type="dxa"/>
-            <w:right w:w="0" w:type="dxa"/>
-          </w:tblCellMar>
-        </w:tblPrEx>
         <w:trPr>
           <w:trHeight w:val="893"/>
         </w:trPr>
@@ -6061,6 +5859,9 @@
           <w:p>
             <w:pPr>
               <w:widowControl w:val="0"/>
+              <w:rPr>
+                <w:rFonts w:ascii="Helvetica Neue" w:hAnsi="Helvetica Neue"/>
+              </w:rPr>
             </w:pPr>
             <w:r>
               <w:rPr>
@@ -6168,20 +5969,18 @@
               <w:right w:w="80" w:type="dxa"/>
             </w:tcMar>
           </w:tcPr>
-          <w:p/>
+          <w:p>
+            <w:pPr>
+              <w:rPr>
+                <w:rFonts w:ascii="Helvetica Neue" w:hAnsi="Helvetica Neue"/>
+              </w:rPr>
+            </w:pPr>
+          </w:p>
         </w:tc>
       </w:tr>
       <w:tr>
-        <w:tblPrEx>
-          <w:tblCellMar>
-            <w:top w:w="0" w:type="dxa"/>
-            <w:left w:w="0" w:type="dxa"/>
-            <w:bottom w:w="0" w:type="dxa"/>
-            <w:right w:w="0" w:type="dxa"/>
-          </w:tblCellMar>
-        </w:tblPrEx>
         <w:trPr>
-          <w:trHeight w:val="873"/>
+          <w:trHeight w:val="913"/>
         </w:trPr>
         <w:tc>
           <w:tcPr>
@@ -6202,6 +6001,9 @@
           <w:p>
             <w:pPr>
               <w:widowControl w:val="0"/>
+              <w:rPr>
+                <w:rFonts w:ascii="Helvetica Neue" w:hAnsi="Helvetica Neue"/>
+              </w:rPr>
             </w:pPr>
             <w:proofErr w:type="spellStart"/>
             <w:r>
@@ -6215,9 +6017,143 @@
                   <w14:bevel/>
                 </w14:textOutline>
               </w:rPr>
+              <w:t>Emergenza</w:t>
+            </w:r>
+            <w:proofErr w:type="spellEnd"/>
+          </w:p>
+        </w:tc>
+        <w:tc>
+          <w:tcPr>
+            <w:tcW w:w="6240" w:type="dxa"/>
+            <w:tcBorders>
+              <w:top w:val="single" w:sz="8" w:space="0" w:color="000000"/>
+              <w:left w:val="single" w:sz="8" w:space="0" w:color="000000"/>
+              <w:bottom w:val="single" w:sz="8" w:space="0" w:color="000000"/>
+              <w:right w:val="single" w:sz="8" w:space="0" w:color="000000"/>
+            </w:tcBorders>
+            <w:tcMar>
+              <w:top w:w="80" w:type="dxa"/>
+              <w:left w:w="80" w:type="dxa"/>
+              <w:bottom w:w="80" w:type="dxa"/>
+              <w:right w:w="80" w:type="dxa"/>
+            </w:tcMar>
+          </w:tcPr>
+          <w:p>
+            <w:pPr>
+              <w:pStyle w:val="Didefault"/>
+              <w:spacing w:before="0" w:after="240" w:line="240" w:lineRule="auto"/>
+            </w:pPr>
+            <w:r>
+              <w:t xml:space="preserve">Caso eccezionale in cui </w:t>
+            </w:r>
+            <w:r>
+              <w:rPr>
+                <w:b/>
+                <w:bCs/>
+              </w:rPr>
+              <w:t>l</w:t>
+            </w:r>
+            <w:r>
+              <w:rPr>
+                <w:b/>
+                <w:bCs/>
+                <w:rtl/>
+              </w:rPr>
+              <w:t>’</w:t>
+            </w:r>
+            <w:r>
+              <w:rPr>
+                <w:b/>
+                <w:bCs/>
+              </w:rPr>
+              <w:t>Organizzatore</w:t>
+            </w:r>
+            <w:r>
+              <w:t xml:space="preserve"> modifica le informazioni della </w:t>
+            </w:r>
+            <w:r>
+              <w:rPr>
+                <w:b/>
+                <w:bCs/>
+              </w:rPr>
+              <w:t>Scheda di un event</w:t>
+            </w:r>
+            <w:r>
+              <w:t>o dopo l</w:t>
+            </w:r>
+            <w:r>
+              <w:rPr>
+                <w:rtl/>
+              </w:rPr>
+              <w:t>’</w:t>
+            </w:r>
+            <w:r>
+              <w:t xml:space="preserve">inizio dei </w:t>
+            </w:r>
+            <w:r>
+              <w:rPr>
+                <w:b/>
+                <w:bCs/>
+              </w:rPr>
               <w:t>Lavori</w:t>
             </w:r>
-            <w:proofErr w:type="spellEnd"/>
+            <w:r>
+              <w:t xml:space="preserve"> in cucina. </w:t>
+            </w:r>
+          </w:p>
+        </w:tc>
+        <w:tc>
+          <w:tcPr>
+            <w:tcW w:w="2235" w:type="dxa"/>
+            <w:tcBorders>
+              <w:top w:val="single" w:sz="8" w:space="0" w:color="000000"/>
+              <w:left w:val="single" w:sz="8" w:space="0" w:color="000000"/>
+              <w:bottom w:val="single" w:sz="8" w:space="0" w:color="000000"/>
+              <w:right w:val="single" w:sz="8" w:space="0" w:color="000000"/>
+            </w:tcBorders>
+            <w:tcMar>
+              <w:top w:w="80" w:type="dxa"/>
+              <w:left w:w="80" w:type="dxa"/>
+              <w:bottom w:w="80" w:type="dxa"/>
+              <w:right w:w="80" w:type="dxa"/>
+            </w:tcMar>
+          </w:tcPr>
+          <w:p>
+            <w:pPr>
+              <w:rPr>
+                <w:rFonts w:ascii="Helvetica Neue" w:hAnsi="Helvetica Neue"/>
+              </w:rPr>
+            </w:pPr>
+          </w:p>
+        </w:tc>
+      </w:tr>
+      <w:tr>
+        <w:trPr>
+          <w:trHeight w:val="1153"/>
+        </w:trPr>
+        <w:tc>
+          <w:tcPr>
+            <w:tcW w:w="2280" w:type="dxa"/>
+            <w:tcBorders>
+              <w:top w:val="single" w:sz="8" w:space="0" w:color="000000"/>
+              <w:left w:val="single" w:sz="8" w:space="0" w:color="000000"/>
+              <w:bottom w:val="single" w:sz="8" w:space="0" w:color="000000"/>
+              <w:right w:val="single" w:sz="8" w:space="0" w:color="000000"/>
+            </w:tcBorders>
+            <w:tcMar>
+              <w:top w:w="80" w:type="dxa"/>
+              <w:left w:w="80" w:type="dxa"/>
+              <w:bottom w:w="80" w:type="dxa"/>
+              <w:right w:w="80" w:type="dxa"/>
+            </w:tcMar>
+          </w:tcPr>
+          <w:p>
+            <w:pPr>
+              <w:widowControl w:val="0"/>
+              <w:rPr>
+                <w:rFonts w:ascii="Helvetica Neue" w:hAnsi="Helvetica Neue"/>
+              </w:rPr>
+            </w:pPr>
             <w:r>
               <w:rPr>
                 <w:rFonts w:ascii="Helvetica Neue" w:hAnsi="Helvetica Neue" w:cs="Arial Unicode MS"/>
@@ -6229,278 +6165,6 @@
                   <w14:bevel/>
                 </w14:textOutline>
               </w:rPr>
-              <w:t xml:space="preserve"> in cucina</w:t>
-            </w:r>
-          </w:p>
-        </w:tc>
-        <w:tc>
-          <w:tcPr>
-            <w:tcW w:w="6240" w:type="dxa"/>
-            <w:tcBorders>
-              <w:top w:val="single" w:sz="8" w:space="0" w:color="000000"/>
-              <w:left w:val="single" w:sz="8" w:space="0" w:color="000000"/>
-              <w:bottom w:val="single" w:sz="8" w:space="0" w:color="000000"/>
-              <w:right w:val="single" w:sz="8" w:space="0" w:color="000000"/>
-            </w:tcBorders>
-            <w:tcMar>
-              <w:top w:w="80" w:type="dxa"/>
-              <w:left w:w="80" w:type="dxa"/>
-              <w:bottom w:w="80" w:type="dxa"/>
-              <w:right w:w="80" w:type="dxa"/>
-            </w:tcMar>
-          </w:tcPr>
-          <w:p>
-            <w:pPr>
-              <w:pStyle w:val="Didefault"/>
-              <w:spacing w:before="0" w:after="240" w:line="240" w:lineRule="auto"/>
-            </w:pPr>
-            <w:r>
-              <w:rPr>
-                <w:b/>
-                <w:bCs/>
-              </w:rPr>
-              <w:t>L</w:t>
-            </w:r>
-            <w:r>
-              <w:rPr>
-                <w:b/>
-                <w:bCs/>
-                <w:rtl/>
-              </w:rPr>
-              <w:t>’</w:t>
-            </w:r>
-            <w:r>
-              <w:rPr>
-                <w:b/>
-                <w:bCs/>
-              </w:rPr>
-              <w:t>Evento</w:t>
-            </w:r>
-            <w:r>
-              <w:t xml:space="preserve"> originale di una </w:t>
-            </w:r>
-            <w:r>
-              <w:rPr>
-                <w:b/>
-                <w:bCs/>
-              </w:rPr>
-              <w:t>ricorrenza</w:t>
-            </w:r>
-            <w:r>
-              <w:t xml:space="preserve">, le cui impostazioni vengono usate di default per generare o modellare le Istanze. </w:t>
-            </w:r>
-          </w:p>
-        </w:tc>
-        <w:tc>
-          <w:tcPr>
-            <w:tcW w:w="2235" w:type="dxa"/>
-            <w:tcBorders>
-              <w:top w:val="single" w:sz="8" w:space="0" w:color="000000"/>
-              <w:left w:val="single" w:sz="8" w:space="0" w:color="000000"/>
-              <w:bottom w:val="single" w:sz="8" w:space="0" w:color="000000"/>
-              <w:right w:val="single" w:sz="8" w:space="0" w:color="000000"/>
-            </w:tcBorders>
-            <w:tcMar>
-              <w:top w:w="80" w:type="dxa"/>
-              <w:left w:w="80" w:type="dxa"/>
-              <w:bottom w:w="80" w:type="dxa"/>
-              <w:right w:w="80" w:type="dxa"/>
-            </w:tcMar>
-          </w:tcPr>
-          <w:p/>
-        </w:tc>
-      </w:tr>
-      <w:tr>
-        <w:tblPrEx>
-          <w:tblCellMar>
-            <w:top w:w="0" w:type="dxa"/>
-            <w:left w:w="0" w:type="dxa"/>
-            <w:bottom w:w="0" w:type="dxa"/>
-            <w:right w:w="0" w:type="dxa"/>
-          </w:tblCellMar>
-        </w:tblPrEx>
-        <w:trPr>
-          <w:trHeight w:val="913"/>
-        </w:trPr>
-        <w:tc>
-          <w:tcPr>
-            <w:tcW w:w="2280" w:type="dxa"/>
-            <w:tcBorders>
-              <w:top w:val="single" w:sz="8" w:space="0" w:color="000000"/>
-              <w:left w:val="single" w:sz="8" w:space="0" w:color="000000"/>
-              <w:bottom w:val="single" w:sz="8" w:space="0" w:color="000000"/>
-              <w:right w:val="single" w:sz="8" w:space="0" w:color="000000"/>
-            </w:tcBorders>
-            <w:tcMar>
-              <w:top w:w="80" w:type="dxa"/>
-              <w:left w:w="80" w:type="dxa"/>
-              <w:bottom w:w="80" w:type="dxa"/>
-              <w:right w:w="80" w:type="dxa"/>
-            </w:tcMar>
-          </w:tcPr>
-          <w:p>
-            <w:pPr>
-              <w:widowControl w:val="0"/>
-            </w:pPr>
-            <w:proofErr w:type="spellStart"/>
-            <w:r>
-              <w:rPr>
-                <w:rFonts w:ascii="Helvetica Neue" w:hAnsi="Helvetica Neue" w:cs="Arial Unicode MS"/>
-                <w:color w:val="000000"/>
-                <w:u w:color="000000"/>
-                <w14:textOutline w14:w="0" w14:cap="flat" w14:cmpd="sng" w14:algn="ctr">
-                  <w14:noFill/>
-                  <w14:prstDash w14:val="solid"/>
-                  <w14:bevel/>
-                </w14:textOutline>
-              </w:rPr>
-              <w:t>Emergenza</w:t>
-            </w:r>
-            <w:proofErr w:type="spellEnd"/>
-          </w:p>
-        </w:tc>
-        <w:tc>
-          <w:tcPr>
-            <w:tcW w:w="6240" w:type="dxa"/>
-            <w:tcBorders>
-              <w:top w:val="single" w:sz="8" w:space="0" w:color="000000"/>
-              <w:left w:val="single" w:sz="8" w:space="0" w:color="000000"/>
-              <w:bottom w:val="single" w:sz="8" w:space="0" w:color="000000"/>
-              <w:right w:val="single" w:sz="8" w:space="0" w:color="000000"/>
-            </w:tcBorders>
-            <w:tcMar>
-              <w:top w:w="80" w:type="dxa"/>
-              <w:left w:w="80" w:type="dxa"/>
-              <w:bottom w:w="80" w:type="dxa"/>
-              <w:right w:w="80" w:type="dxa"/>
-            </w:tcMar>
-          </w:tcPr>
-          <w:p>
-            <w:pPr>
-              <w:pStyle w:val="Didefault"/>
-              <w:spacing w:before="0" w:after="240" w:line="240" w:lineRule="auto"/>
-            </w:pPr>
-            <w:r>
-              <w:t xml:space="preserve">Caso eccezionale in cui </w:t>
-            </w:r>
-            <w:r>
-              <w:rPr>
-                <w:b/>
-                <w:bCs/>
-              </w:rPr>
-              <w:t>l</w:t>
-            </w:r>
-            <w:r>
-              <w:rPr>
-                <w:b/>
-                <w:bCs/>
-                <w:rtl/>
-              </w:rPr>
-              <w:t>’</w:t>
-            </w:r>
-            <w:r>
-              <w:rPr>
-                <w:b/>
-                <w:bCs/>
-              </w:rPr>
-              <w:t>Organizzatore</w:t>
-            </w:r>
-            <w:r>
-              <w:t xml:space="preserve"> modifica le informazioni della </w:t>
-            </w:r>
-            <w:r>
-              <w:rPr>
-                <w:b/>
-                <w:bCs/>
-              </w:rPr>
-              <w:t>Scheda di un event</w:t>
-            </w:r>
-            <w:r>
-              <w:t>o dopo l</w:t>
-            </w:r>
-            <w:r>
-              <w:rPr>
-                <w:rtl/>
-              </w:rPr>
-              <w:t>’</w:t>
-            </w:r>
-            <w:r>
-              <w:t xml:space="preserve">inizio dei </w:t>
-            </w:r>
-            <w:r>
-              <w:rPr>
-                <w:b/>
-                <w:bCs/>
-              </w:rPr>
-              <w:t>Lavori</w:t>
-            </w:r>
-            <w:r>
-              <w:t xml:space="preserve"> in cucina. </w:t>
-            </w:r>
-          </w:p>
-        </w:tc>
-        <w:tc>
-          <w:tcPr>
-            <w:tcW w:w="2235" w:type="dxa"/>
-            <w:tcBorders>
-              <w:top w:val="single" w:sz="8" w:space="0" w:color="000000"/>
-              <w:left w:val="single" w:sz="8" w:space="0" w:color="000000"/>
-              <w:bottom w:val="single" w:sz="8" w:space="0" w:color="000000"/>
-              <w:right w:val="single" w:sz="8" w:space="0" w:color="000000"/>
-            </w:tcBorders>
-            <w:tcMar>
-              <w:top w:w="80" w:type="dxa"/>
-              <w:left w:w="80" w:type="dxa"/>
-              <w:bottom w:w="80" w:type="dxa"/>
-              <w:right w:w="80" w:type="dxa"/>
-            </w:tcMar>
-          </w:tcPr>
-          <w:p/>
-        </w:tc>
-      </w:tr>
-      <w:tr>
-        <w:tblPrEx>
-          <w:tblCellMar>
-            <w:top w:w="0" w:type="dxa"/>
-            <w:left w:w="0" w:type="dxa"/>
-            <w:bottom w:w="0" w:type="dxa"/>
-            <w:right w:w="0" w:type="dxa"/>
-          </w:tblCellMar>
-        </w:tblPrEx>
-        <w:trPr>
-          <w:trHeight w:val="1153"/>
-        </w:trPr>
-        <w:tc>
-          <w:tcPr>
-            <w:tcW w:w="2280" w:type="dxa"/>
-            <w:tcBorders>
-              <w:top w:val="single" w:sz="8" w:space="0" w:color="000000"/>
-              <w:left w:val="single" w:sz="8" w:space="0" w:color="000000"/>
-              <w:bottom w:val="single" w:sz="8" w:space="0" w:color="000000"/>
-              <w:right w:val="single" w:sz="8" w:space="0" w:color="000000"/>
-            </w:tcBorders>
-            <w:tcMar>
-              <w:top w:w="80" w:type="dxa"/>
-              <w:left w:w="80" w:type="dxa"/>
-              <w:bottom w:w="80" w:type="dxa"/>
-              <w:right w:w="80" w:type="dxa"/>
-            </w:tcMar>
-          </w:tcPr>
-          <w:p>
-            <w:pPr>
-              <w:widowControl w:val="0"/>
-            </w:pPr>
-            <w:r>
-              <w:rPr>
-                <w:rFonts w:ascii="Helvetica Neue" w:hAnsi="Helvetica Neue" w:cs="Arial Unicode MS"/>
-                <w:color w:val="000000"/>
-                <w:u w:color="000000"/>
-                <w14:textOutline w14:w="0" w14:cap="flat" w14:cmpd="sng" w14:algn="ctr">
-                  <w14:noFill/>
-                  <w14:prstDash w14:val="solid"/>
-                  <w14:bevel/>
-                </w14:textOutline>
-              </w:rPr>
               <w:t>Penale</w:t>
             </w:r>
           </w:p>
@@ -6525,6 +6189,9 @@
             <w:pPr>
               <w:widowControl w:val="0"/>
               <w:spacing w:after="240"/>
+              <w:rPr>
+                <w:rFonts w:ascii="Helvetica Neue" w:hAnsi="Helvetica Neue"/>
+              </w:rPr>
             </w:pPr>
             <w:r>
               <w:rPr>
@@ -6677,18 +6344,16 @@
               <w:right w:w="80" w:type="dxa"/>
             </w:tcMar>
           </w:tcPr>
-          <w:p/>
+          <w:p>
+            <w:pPr>
+              <w:rPr>
+                <w:rFonts w:ascii="Helvetica Neue" w:hAnsi="Helvetica Neue"/>
+              </w:rPr>
+            </w:pPr>
+          </w:p>
         </w:tc>
       </w:tr>
       <w:tr>
-        <w:tblPrEx>
-          <w:tblCellMar>
-            <w:top w:w="0" w:type="dxa"/>
-            <w:left w:w="0" w:type="dxa"/>
-            <w:bottom w:w="0" w:type="dxa"/>
-            <w:right w:w="0" w:type="dxa"/>
-          </w:tblCellMar>
-        </w:tblPrEx>
         <w:trPr>
           <w:trHeight w:val="613"/>
         </w:trPr>
@@ -6711,6 +6376,9 @@
           <w:p>
             <w:pPr>
               <w:widowControl w:val="0"/>
+              <w:rPr>
+                <w:rFonts w:ascii="Helvetica Neue" w:hAnsi="Helvetica Neue"/>
+              </w:rPr>
             </w:pPr>
             <w:proofErr w:type="spellStart"/>
             <w:r>
@@ -6764,7 +6432,6 @@
             <w:r>
               <w:t xml:space="preserve"> applicata </w:t>
             </w:r>
-            <w:proofErr w:type="gramStart"/>
             <w:r>
               <w:rPr>
                 <w:b/>
@@ -6786,7 +6453,6 @@
               </w:rPr>
               <w:t>Organizzatore</w:t>
             </w:r>
-            <w:proofErr w:type="gramEnd"/>
             <w:r>
               <w:t xml:space="preserve"> per i clienti storici/affezionati. </w:t>
             </w:r>
@@ -6808,18 +6474,16 @@
               <w:right w:w="80" w:type="dxa"/>
             </w:tcMar>
           </w:tcPr>
-          <w:p/>
+          <w:p>
+            <w:pPr>
+              <w:rPr>
+                <w:rFonts w:ascii="Helvetica Neue" w:hAnsi="Helvetica Neue"/>
+              </w:rPr>
+            </w:pPr>
+          </w:p>
         </w:tc>
       </w:tr>
       <w:tr>
-        <w:tblPrEx>
-          <w:tblCellMar>
-            <w:top w:w="0" w:type="dxa"/>
-            <w:left w:w="0" w:type="dxa"/>
-            <w:bottom w:w="0" w:type="dxa"/>
-            <w:right w:w="0" w:type="dxa"/>
-          </w:tblCellMar>
-        </w:tblPrEx>
         <w:trPr>
           <w:trHeight w:val="893"/>
         </w:trPr>
@@ -6842,6 +6506,9 @@
           <w:p>
             <w:pPr>
               <w:widowControl w:val="0"/>
+              <w:rPr>
+                <w:rFonts w:ascii="Helvetica Neue" w:hAnsi="Helvetica Neue"/>
+              </w:rPr>
             </w:pPr>
             <w:r>
               <w:rPr>
@@ -6951,357 +6618,13 @@
               <w:right w:w="80" w:type="dxa"/>
             </w:tcMar>
           </w:tcPr>
-          <w:p/>
-        </w:tc>
-      </w:tr>
-      <w:tr>
-        <w:tblPrEx>
-          <w:tblCellMar>
-            <w:top w:w="0" w:type="dxa"/>
-            <w:left w:w="0" w:type="dxa"/>
-            <w:bottom w:w="0" w:type="dxa"/>
-            <w:right w:w="0" w:type="dxa"/>
-          </w:tblCellMar>
-        </w:tblPrEx>
-        <w:trPr>
-          <w:trHeight w:val="1193"/>
-        </w:trPr>
-        <w:tc>
-          <w:tcPr>
-            <w:tcW w:w="2280" w:type="dxa"/>
-            <w:tcBorders>
-              <w:top w:val="single" w:sz="8" w:space="0" w:color="000000"/>
-              <w:left w:val="single" w:sz="8" w:space="0" w:color="000000"/>
-              <w:bottom w:val="single" w:sz="8" w:space="0" w:color="000000"/>
-              <w:right w:val="single" w:sz="8" w:space="0" w:color="000000"/>
-            </w:tcBorders>
-            <w:tcMar>
-              <w:top w:w="80" w:type="dxa"/>
-              <w:left w:w="80" w:type="dxa"/>
-              <w:bottom w:w="80" w:type="dxa"/>
-              <w:right w:w="80" w:type="dxa"/>
-            </w:tcMar>
-          </w:tcPr>
-          <w:p>
-            <w:pPr>
-              <w:widowControl w:val="0"/>
-            </w:pPr>
-            <w:r>
-              <w:rPr>
-                <w:rFonts w:ascii="Helvetica Neue" w:hAnsi="Helvetica Neue" w:cs="Arial Unicode MS"/>
-                <w:color w:val="000000"/>
-                <w:u w:color="000000"/>
-                <w14:textOutline w14:w="0" w14:cap="flat" w14:cmpd="sng" w14:algn="ctr">
-                  <w14:noFill/>
-                  <w14:prstDash w14:val="solid"/>
-                  <w14:bevel/>
-                </w14:textOutline>
-              </w:rPr>
-              <w:t xml:space="preserve">Foglio </w:t>
-            </w:r>
-            <w:proofErr w:type="spellStart"/>
-            <w:r>
-              <w:rPr>
-                <w:rFonts w:ascii="Helvetica Neue" w:hAnsi="Helvetica Neue" w:cs="Arial Unicode MS"/>
-                <w:color w:val="000000"/>
-                <w:u w:color="000000"/>
-                <w14:textOutline w14:w="0" w14:cap="flat" w14:cmpd="sng" w14:algn="ctr">
-                  <w14:noFill/>
-                  <w14:prstDash w14:val="solid"/>
-                  <w14:bevel/>
-                </w14:textOutline>
-              </w:rPr>
-              <w:t>Riepilogativo</w:t>
-            </w:r>
-            <w:proofErr w:type="spellEnd"/>
-          </w:p>
-        </w:tc>
-        <w:tc>
-          <w:tcPr>
-            <w:tcW w:w="6240" w:type="dxa"/>
-            <w:tcBorders>
-              <w:top w:val="single" w:sz="8" w:space="0" w:color="000000"/>
-              <w:left w:val="single" w:sz="8" w:space="0" w:color="000000"/>
-              <w:bottom w:val="single" w:sz="8" w:space="0" w:color="000000"/>
-              <w:right w:val="single" w:sz="8" w:space="0" w:color="000000"/>
-            </w:tcBorders>
-            <w:tcMar>
-              <w:top w:w="80" w:type="dxa"/>
-              <w:left w:w="80" w:type="dxa"/>
-              <w:bottom w:w="80" w:type="dxa"/>
-              <w:right w:w="80" w:type="dxa"/>
-            </w:tcMar>
-          </w:tcPr>
-          <w:p>
-            <w:pPr>
-              <w:pStyle w:val="Didefault"/>
-              <w:spacing w:before="0" w:after="240" w:line="240" w:lineRule="auto"/>
-            </w:pPr>
-            <w:r>
-              <w:t xml:space="preserve">Documento che elenca tutti i </w:t>
-            </w:r>
-            <w:r>
-              <w:rPr>
-                <w:b/>
-                <w:bCs/>
-              </w:rPr>
-              <w:t>Compiti</w:t>
-            </w:r>
-            <w:r>
-              <w:t xml:space="preserve"> e le quantità/porzioni assegnate per un singolo </w:t>
-            </w:r>
-            <w:r>
-              <w:rPr>
-                <w:b/>
-                <w:bCs/>
-              </w:rPr>
-              <w:t>Servizio</w:t>
-            </w:r>
-            <w:r>
-              <w:t xml:space="preserve"> di un </w:t>
-            </w:r>
-            <w:r>
-              <w:rPr>
-                <w:b/>
-                <w:bCs/>
-              </w:rPr>
-              <w:t>Evento</w:t>
-            </w:r>
-            <w:r>
-              <w:t xml:space="preserve">, e può essere modificato solo dallo </w:t>
-            </w:r>
-            <w:r>
-              <w:rPr>
-                <w:b/>
-                <w:bCs/>
-              </w:rPr>
-              <w:t>Chef</w:t>
-            </w:r>
-            <w:r>
-              <w:t xml:space="preserve"> che lo incarica. </w:t>
-            </w:r>
-          </w:p>
-        </w:tc>
-        <w:tc>
-          <w:tcPr>
-            <w:tcW w:w="2235" w:type="dxa"/>
-            <w:tcBorders>
-              <w:top w:val="single" w:sz="8" w:space="0" w:color="000000"/>
-              <w:left w:val="single" w:sz="8" w:space="0" w:color="000000"/>
-              <w:bottom w:val="single" w:sz="8" w:space="0" w:color="000000"/>
-              <w:right w:val="single" w:sz="8" w:space="0" w:color="000000"/>
-            </w:tcBorders>
-            <w:tcMar>
-              <w:top w:w="80" w:type="dxa"/>
-              <w:left w:w="80" w:type="dxa"/>
-              <w:bottom w:w="80" w:type="dxa"/>
-              <w:right w:w="80" w:type="dxa"/>
-            </w:tcMar>
-          </w:tcPr>
-          <w:p/>
-        </w:tc>
-      </w:tr>
-      <w:tr>
-        <w:tblPrEx>
-          <w:tblCellMar>
-            <w:top w:w="0" w:type="dxa"/>
-            <w:left w:w="0" w:type="dxa"/>
-            <w:bottom w:w="0" w:type="dxa"/>
-            <w:right w:w="0" w:type="dxa"/>
-          </w:tblCellMar>
-        </w:tblPrEx>
-        <w:trPr>
-          <w:trHeight w:val="1173"/>
-        </w:trPr>
-        <w:tc>
-          <w:tcPr>
-            <w:tcW w:w="2280" w:type="dxa"/>
-            <w:tcBorders>
-              <w:top w:val="single" w:sz="8" w:space="0" w:color="000000"/>
-              <w:left w:val="single" w:sz="8" w:space="0" w:color="000000"/>
-              <w:bottom w:val="single" w:sz="8" w:space="0" w:color="000000"/>
-              <w:right w:val="single" w:sz="8" w:space="0" w:color="000000"/>
-            </w:tcBorders>
-            <w:tcMar>
-              <w:top w:w="80" w:type="dxa"/>
-              <w:left w:w="80" w:type="dxa"/>
-              <w:bottom w:w="80" w:type="dxa"/>
-              <w:right w:w="80" w:type="dxa"/>
-            </w:tcMar>
-          </w:tcPr>
-          <w:p>
-            <w:pPr>
-              <w:widowControl w:val="0"/>
-            </w:pPr>
-            <w:proofErr w:type="spellStart"/>
-            <w:r>
-              <w:rPr>
-                <w:rFonts w:ascii="Helvetica Neue" w:hAnsi="Helvetica Neue" w:cs="Arial Unicode MS"/>
-                <w:color w:val="000000"/>
-                <w:u w:color="000000"/>
-                <w14:textOutline w14:w="0" w14:cap="flat" w14:cmpd="sng" w14:algn="ctr">
-                  <w14:noFill/>
-                  <w14:prstDash w14:val="solid"/>
-                  <w14:bevel/>
-                </w14:textOutline>
-              </w:rPr>
-              <w:t>Tabellone</w:t>
-            </w:r>
-            <w:proofErr w:type="spellEnd"/>
-            <w:r>
-              <w:rPr>
-                <w:rFonts w:ascii="Helvetica Neue" w:hAnsi="Helvetica Neue" w:cs="Arial Unicode MS"/>
-                <w:color w:val="000000"/>
-                <w:u w:color="000000"/>
-                <w14:textOutline w14:w="0" w14:cap="flat" w14:cmpd="sng" w14:algn="ctr">
-                  <w14:noFill/>
-                  <w14:prstDash w14:val="solid"/>
-                  <w14:bevel/>
-                </w14:textOutline>
-              </w:rPr>
-              <w:t xml:space="preserve"> </w:t>
-            </w:r>
-            <w:proofErr w:type="spellStart"/>
-            <w:r>
-              <w:rPr>
-                <w:rFonts w:ascii="Helvetica Neue" w:hAnsi="Helvetica Neue" w:cs="Arial Unicode MS"/>
-                <w:color w:val="000000"/>
-                <w:u w:color="000000"/>
-                <w14:textOutline w14:w="0" w14:cap="flat" w14:cmpd="sng" w14:algn="ctr">
-                  <w14:noFill/>
-                  <w14:prstDash w14:val="solid"/>
-                  <w14:bevel/>
-                </w14:textOutline>
-              </w:rPr>
-              <w:t>dei</w:t>
-            </w:r>
-            <w:proofErr w:type="spellEnd"/>
-            <w:r>
-              <w:rPr>
-                <w:rFonts w:ascii="Helvetica Neue" w:hAnsi="Helvetica Neue" w:cs="Arial Unicode MS"/>
-                <w:color w:val="000000"/>
-                <w:u w:color="000000"/>
-                <w14:textOutline w14:w="0" w14:cap="flat" w14:cmpd="sng" w14:algn="ctr">
-                  <w14:noFill/>
-                  <w14:prstDash w14:val="solid"/>
-                  <w14:bevel/>
-                </w14:textOutline>
-              </w:rPr>
-              <w:t xml:space="preserve"> </w:t>
-            </w:r>
-            <w:proofErr w:type="spellStart"/>
-            <w:r>
-              <w:rPr>
-                <w:rFonts w:ascii="Helvetica Neue" w:hAnsi="Helvetica Neue" w:cs="Arial Unicode MS"/>
-                <w:color w:val="000000"/>
-                <w:u w:color="000000"/>
-                <w14:textOutline w14:w="0" w14:cap="flat" w14:cmpd="sng" w14:algn="ctr">
-                  <w14:noFill/>
-                  <w14:prstDash w14:val="solid"/>
-                  <w14:bevel/>
-                </w14:textOutline>
-              </w:rPr>
-              <w:t>turni</w:t>
-            </w:r>
-            <w:proofErr w:type="spellEnd"/>
-          </w:p>
-        </w:tc>
-        <w:tc>
-          <w:tcPr>
-            <w:tcW w:w="6240" w:type="dxa"/>
-            <w:tcBorders>
-              <w:top w:val="single" w:sz="8" w:space="0" w:color="000000"/>
-              <w:left w:val="single" w:sz="8" w:space="0" w:color="000000"/>
-              <w:bottom w:val="single" w:sz="8" w:space="0" w:color="000000"/>
-              <w:right w:val="single" w:sz="8" w:space="0" w:color="000000"/>
-            </w:tcBorders>
-            <w:tcMar>
-              <w:top w:w="80" w:type="dxa"/>
-              <w:left w:w="80" w:type="dxa"/>
-              <w:bottom w:w="80" w:type="dxa"/>
-              <w:right w:w="80" w:type="dxa"/>
-            </w:tcMar>
-          </w:tcPr>
-          <w:p>
-            <w:pPr>
-              <w:pStyle w:val="Didefault"/>
-              <w:spacing w:before="0" w:after="240" w:line="240" w:lineRule="auto"/>
-            </w:pPr>
-            <w:r>
-              <w:t xml:space="preserve">Strumento visivo a disposizione della cucina che mostra </w:t>
-            </w:r>
-            <w:r>
-              <w:rPr>
-                <w:b/>
-                <w:bCs/>
-              </w:rPr>
-              <w:t>Calendario</w:t>
-            </w:r>
-            <w:r>
-              <w:t xml:space="preserve"> l</w:t>
-            </w:r>
-            <w:r>
-              <w:rPr>
-                <w:rtl/>
-              </w:rPr>
-              <w:t>’</w:t>
-            </w:r>
-            <w:r>
-              <w:t xml:space="preserve">assegnazione globale dei </w:t>
-            </w:r>
-            <w:r>
-              <w:rPr>
-                <w:b/>
-                <w:bCs/>
-              </w:rPr>
-              <w:t>Compiti</w:t>
-            </w:r>
-            <w:r>
-              <w:t xml:space="preserve"> ai </w:t>
-            </w:r>
-            <w:r>
-              <w:rPr>
-                <w:b/>
-                <w:bCs/>
-              </w:rPr>
-              <w:t>Cuochi</w:t>
-            </w:r>
-            <w:r>
-              <w:t xml:space="preserve"> all</w:t>
-            </w:r>
-            <w:r>
-              <w:t>’</w:t>
-            </w:r>
-            <w:r>
-              <w:t xml:space="preserve">interno dei vari Turni preparatori. </w:t>
-            </w:r>
-            <w:proofErr w:type="gramStart"/>
-            <w:r>
-              <w:t>E’</w:t>
-            </w:r>
-            <w:proofErr w:type="gramEnd"/>
-            <w:r>
-              <w:t xml:space="preserve"> un documento disponibile a tutti e privo di proprietario.</w:t>
-            </w:r>
-          </w:p>
-        </w:tc>
-        <w:tc>
-          <w:tcPr>
-            <w:tcW w:w="2235" w:type="dxa"/>
-            <w:tcBorders>
-              <w:top w:val="single" w:sz="8" w:space="0" w:color="000000"/>
-              <w:left w:val="single" w:sz="8" w:space="0" w:color="000000"/>
-              <w:bottom w:val="single" w:sz="8" w:space="0" w:color="000000"/>
-              <w:right w:val="single" w:sz="8" w:space="0" w:color="000000"/>
-            </w:tcBorders>
-            <w:tcMar>
-              <w:top w:w="80" w:type="dxa"/>
-              <w:left w:w="80" w:type="dxa"/>
-              <w:bottom w:w="80" w:type="dxa"/>
-              <w:right w:w="80" w:type="dxa"/>
-            </w:tcMar>
-          </w:tcPr>
-          <w:p/>
+          <w:p>
+            <w:pPr>
+              <w:rPr>
+                <w:rFonts w:ascii="Helvetica Neue" w:hAnsi="Helvetica Neue"/>
+              </w:rPr>
+            </w:pPr>
+          </w:p>
         </w:tc>
       </w:tr>
     </w:tbl>
